--- a/templates/level3_request.docx
+++ b/templates/level3_request.docx
@@ -153,7 +153,7 @@
       <w:r>
         <w:drawing>
           <wp:inline xmlns:a="http://schemas.openxmlformats.org/drawingml/2006/main" xmlns:pic="http://schemas.openxmlformats.org/drawingml/2006/picture">
-            <wp:extent cx="3240000" cy="1157143"/>
+            <wp:extent cx="2340000" cy="835714"/>
             <wp:docPr id="2" name="Picture 2"/>
             <wp:cNvGraphicFramePr>
               <a:graphicFrameLocks noChangeAspect="1"/>
@@ -174,7 +174,7 @@
                   <pic:spPr>
                     <a:xfrm>
                       <a:off x="0" y="0"/>
-                      <a:ext cx="3240000" cy="1157143"/>
+                      <a:ext cx="2340000" cy="835714"/>
                     </a:xfrm>
                     <a:prstGeom prst="rect"/>
                   </pic:spPr>
@@ -192,7 +192,7 @@
       <w:r>
         <w:drawing>
           <wp:inline xmlns:a="http://schemas.openxmlformats.org/drawingml/2006/main" xmlns:pic="http://schemas.openxmlformats.org/drawingml/2006/picture">
-            <wp:extent cx="2520000" cy="2378880"/>
+            <wp:extent cx="1512000" cy="1427328"/>
             <wp:docPr id="3" name="Picture 3"/>
             <wp:cNvGraphicFramePr>
               <a:graphicFrameLocks noChangeAspect="1"/>
@@ -213,7 +213,7 @@
                   <pic:spPr>
                     <a:xfrm>
                       <a:off x="0" y="0"/>
-                      <a:ext cx="2520000" cy="2378880"/>
+                      <a:ext cx="1512000" cy="1427328"/>
                     </a:xfrm>
                     <a:prstGeom prst="rect"/>
                   </pic:spPr>
@@ -227,6 +227,8 @@
     <w:p>
       <w:pPr>
         <w:spacing w:after="20" w:before="0"/>
+        <w:keepNext/>
+        <w:keepLines/>
         <w:bidi/>
       </w:pPr>
       <w:r>
@@ -240,6 +242,23 @@
     <w:p>
       <w:pPr>
         <w:spacing w:after="20" w:before="0"/>
+        <w:keepNext/>
+        <w:keepLines/>
+        <w:bidi/>
+      </w:pPr>
+      <w:r>
+        <w:rPr>
+          <w:rFonts w:ascii="Tahoma" w:hAnsi="Tahoma" w:cs="Tahoma" w:eastAsia="Tahoma"/>
+          <w:rtl/>
+        </w:rPr>
+        <w:t>[[SIGNATURE_IMAGE]]</w:t>
+      </w:r>
+    </w:p>
+    <w:p>
+      <w:pPr>
+        <w:spacing w:after="20" w:before="0"/>
+        <w:keepNext/>
+        <w:keepLines/>
         <w:bidi/>
       </w:pPr>
       <w:r>
@@ -249,12 +268,14 @@
           <w:rtl/>
           <w:bCs/>
         </w:rPr>
-        <w:t>تیم توسعه استعدادها</w:t>
+        <w:t>{{signer_name_fa}}</w:t>
       </w:r>
     </w:p>
     <w:p>
       <w:pPr>
         <w:spacing w:after="20" w:before="0"/>
+        <w:keepNext/>
+        <w:keepLines/>
         <w:bidi/>
       </w:pPr>
       <w:r>
@@ -262,7 +283,39 @@
           <w:rFonts w:ascii="Tahoma" w:hAnsi="Tahoma" w:cs="Tahoma" w:eastAsia="Tahoma"/>
           <w:rtl/>
         </w:rPr>
-        <w:t>منابع انسانی</w:t>
+        <w:t>{{signer_title_fa}}</w:t>
+      </w:r>
+    </w:p>
+    <w:p>
+      <w:pPr>
+        <w:spacing w:after="20" w:before="0"/>
+        <w:keepNext/>
+        <w:keepLines/>
+        <w:bidi/>
+      </w:pPr>
+      <w:r>
+        <w:rPr>
+          <w:rFonts w:ascii="Tahoma" w:hAnsi="Tahoma" w:cs="Tahoma" w:eastAsia="Tahoma"/>
+          <w:b/>
+          <w:rtl/>
+          <w:bCs/>
+        </w:rPr>
+        <w:t>{{unit_fa}}</w:t>
+      </w:r>
+    </w:p>
+    <w:p>
+      <w:pPr>
+        <w:spacing w:after="20" w:before="0"/>
+        <w:keepNext w:val="0"/>
+        <w:keepLines/>
+        <w:bidi/>
+      </w:pPr>
+      <w:r>
+        <w:rPr>
+          <w:rFonts w:ascii="Tahoma" w:hAnsi="Tahoma" w:cs="Tahoma" w:eastAsia="Tahoma"/>
+          <w:rtl/>
+        </w:rPr>
+        <w:t>{{department_fa}}</w:t>
       </w:r>
     </w:p>
     <w:p>
@@ -380,6 +433,8 @@
     </w:p>
     <w:p>
       <w:pPr>
+        <w:keepNext/>
+        <w:keepLines/>
         <w:spacing w:after="20" w:before="0"/>
       </w:pPr>
       <w:r>
@@ -389,17 +444,19 @@
     </w:p>
     <w:p>
       <w:pPr>
+        <w:keepNext/>
+        <w:keepLines/>
         <w:spacing w:after="20" w:before="0"/>
       </w:pPr>
       <w:r>
-        <w:rPr>
-          <w:b/>
-        </w:rPr>
+        <w:rPr/>
         <w:t>Talent Development Team</w:t>
       </w:r>
     </w:p>
     <w:p>
       <w:pPr>
+        <w:keepNext w:val="0"/>
+        <w:keepLines/>
         <w:spacing w:after="20" w:before="0"/>
       </w:pPr>
       <w:r>
